--- a/doc/詞/唐朝/白居易/白居易-花非花.docx
+++ b/doc/詞/唐朝/白居易/白居易-花非花.docx
@@ -1,6 +1,6 @@
 
 <file path=word/document.xml><?xml version="1.0" encoding="utf-8"?>
-<w:document xmlns:wpc="http://schemas.microsoft.com/office/word/2010/wordprocessingCanvas" xmlns:cx="http://schemas.microsoft.com/office/drawing/2014/chartex" xmlns:cx1="http://schemas.microsoft.com/office/drawing/2015/9/8/chartex" xmlns:cx2="http://schemas.microsoft.com/office/drawing/2015/10/21/chartex" xmlns:cx3="http://schemas.microsoft.com/office/drawing/2016/5/9/chartex" xmlns:cx4="http://schemas.microsoft.com/office/drawing/2016/5/10/chartex" xmlns:cx5="http://schemas.microsoft.com/office/drawing/2016/5/11/chartex" xmlns:cx6="http://schemas.microsoft.com/office/drawing/2016/5/12/chartex" xmlns:cx7="http://schemas.microsoft.com/office/drawing/2016/5/13/chartex" xmlns:cx8="http://schemas.microsoft.com/office/drawing/2016/5/14/chartex" xmlns:mc="http://schemas.openxmlformats.org/markup-compatibility/2006" xmlns:aink="http://schemas.microsoft.com/office/drawing/2016/ink" xmlns:am3d="http://schemas.microsoft.com/office/drawing/2017/model3d" xmlns:o="urn:schemas-microsoft-com:office:office" xmlns:r="http://schemas.openxmlformats.org/officeDocument/2006/relationships" xmlns:m="http://schemas.openxmlformats.org/officeDocument/2006/math" xmlns:v="urn:schemas-microsoft-com:vml" xmlns:wp14="http://schemas.microsoft.com/office/word/2010/wordprocessingDrawing" xmlns:wp="http://schemas.openxmlformats.org/drawingml/2006/wordprocessingDrawing" xmlns:w10="urn:schemas-microsoft-com:office:word" xmlns:w="http://schemas.openxmlformats.org/wordprocessingml/2006/main" xmlns:w14="http://schemas.microsoft.com/office/word/2010/wordml" xmlns:w15="http://schemas.microsoft.com/office/word/2012/wordml" xmlns:w16cex="http://schemas.microsoft.com/office/word/2018/wordml/cex" xmlns:w16cid="http://schemas.microsoft.com/office/word/2016/wordml/cid" xmlns:w16="http://schemas.microsoft.com/office/word/2018/wordml" xmlns:w16sdtdh="http://schemas.microsoft.com/office/word/2020/wordml/sdtdatahash" xmlns:w16se="http://schemas.microsoft.com/office/word/2015/wordml/symex" xmlns:wpg="http://schemas.microsoft.com/office/word/2010/wordprocessingGroup" xmlns:wpi="http://schemas.microsoft.com/office/word/2010/wordprocessingInk" xmlns:wne="http://schemas.microsoft.com/office/word/2006/wordml" xmlns:wps="http://schemas.microsoft.com/office/word/2010/wordprocessingShape" mc:Ignorable="w14 w15 w16se w16cid w16 w16cex w16sdtdh wp14">
+<w:document xmlns:wpc="http://schemas.microsoft.com/office/word/2010/wordprocessingCanvas" xmlns:cx="http://schemas.microsoft.com/office/drawing/2014/chartex" xmlns:cx1="http://schemas.microsoft.com/office/drawing/2015/9/8/chartex" xmlns:cx2="http://schemas.microsoft.com/office/drawing/2015/10/21/chartex" xmlns:cx3="http://schemas.microsoft.com/office/drawing/2016/5/9/chartex" xmlns:cx4="http://schemas.microsoft.com/office/drawing/2016/5/10/chartex" xmlns:cx5="http://schemas.microsoft.com/office/drawing/2016/5/11/chartex" xmlns:cx6="http://schemas.microsoft.com/office/drawing/2016/5/12/chartex" xmlns:cx7="http://schemas.microsoft.com/office/drawing/2016/5/13/chartex" xmlns:cx8="http://schemas.microsoft.com/office/drawing/2016/5/14/chartex" xmlns:mc="http://schemas.openxmlformats.org/markup-compatibility/2006" xmlns:aink="http://schemas.microsoft.com/office/drawing/2016/ink" xmlns:am3d="http://schemas.microsoft.com/office/drawing/2017/model3d" xmlns:o="urn:schemas-microsoft-com:office:office" xmlns:oel="http://schemas.microsoft.com/office/2019/extlst" xmlns:r="http://schemas.openxmlformats.org/officeDocument/2006/relationships" xmlns:m="http://schemas.openxmlformats.org/officeDocument/2006/math" xmlns:v="urn:schemas-microsoft-com:vml" xmlns:wp14="http://schemas.microsoft.com/office/word/2010/wordprocessingDrawing" xmlns:wp="http://schemas.openxmlformats.org/drawingml/2006/wordprocessingDrawing" xmlns:w10="urn:schemas-microsoft-com:office:word" xmlns:w="http://schemas.openxmlformats.org/wordprocessingml/2006/main" xmlns:w14="http://schemas.microsoft.com/office/word/2010/wordml" xmlns:w15="http://schemas.microsoft.com/office/word/2012/wordml" xmlns:w16cex="http://schemas.microsoft.com/office/word/2018/wordml/cex" xmlns:w16cid="http://schemas.microsoft.com/office/word/2016/wordml/cid" xmlns:w16="http://schemas.microsoft.com/office/word/2018/wordml" xmlns:w16du="http://schemas.microsoft.com/office/word/2023/wordml/word16du" xmlns:w16sdtdh="http://schemas.microsoft.com/office/word/2020/wordml/sdtdatahash" xmlns:w16sdtfl="http://schemas.microsoft.com/office/word/2024/wordml/sdtformatlock" xmlns:w16se="http://schemas.microsoft.com/office/word/2015/wordml/symex" xmlns:wpg="http://schemas.microsoft.com/office/word/2010/wordprocessingGroup" xmlns:wpi="http://schemas.microsoft.com/office/word/2010/wordprocessingInk" xmlns:wne="http://schemas.microsoft.com/office/word/2006/wordml" xmlns:wps="http://schemas.microsoft.com/office/word/2010/wordprocessingShape" mc:Ignorable="w14 w15 w16se w16cid w16 w16cex w16sdtdh w16sdtfl w16du wp14">
   <w:body>
     <w:p>
       <w:pPr>
@@ -63,14 +63,14 @@
           <w:rFonts w:hint="eastAsia"/>
           <w:sz w:val="32"/>
         </w:rPr>
-        <w:t xml:space="preserve">    </w:t>
+        <w:t xml:space="preserve">   </w:t>
       </w:r>
       <w:r>
         <w:rPr>
           <w:rFonts w:hint="eastAsia"/>
           <w:sz w:val="32"/>
         </w:rPr>
-        <w:t xml:space="preserve">        </w:t>
+        <w:t xml:space="preserve">      </w:t>
       </w:r>
       <w:r>
         <w:rPr>
@@ -169,61 +169,34 @@
           <w:spacing w:val="-14"/>
           <w:szCs w:val="28"/>
         </w:rPr>
-        <w:t>花非花：《花非花》之成為詞牌始於此詩。前四句都是三言，由七言絕句的前兩句折</w:t>
-      </w:r>
-      <w:r>
-        <w:rPr>
-          <w:rFonts w:cs="Arial" w:hint="eastAsia"/>
+        <w:t>花非花：</w:t>
+      </w:r>
+      <w:r>
+        <w:rPr>
+          <w:rFonts w:cs="Arial"/>
           <w:color w:val="0F0F0F"/>
           <w:spacing w:val="-14"/>
           <w:szCs w:val="28"/>
         </w:rPr>
-        <w:t>半</w:t>
-      </w:r>
-      <w:r>
-        <w:rPr>
-          <w:rFonts w:cs="Arial" w:hint="eastAsia"/>
+        <w:t>表面上看起來像花，但實際上並不是真正的花。用來形容所見之物如夢似幻</w:t>
+      </w:r>
+      <w:r>
+        <w:rPr>
+          <w:rFonts w:cs="Arial"/>
           <w:color w:val="0F0F0F"/>
           <w:spacing w:val="-14"/>
           <w:szCs w:val="28"/>
         </w:rPr>
-        <w:t>而成。後兩句仍為七言，有明顯痕跡，表明是從七言絕句演變而來，用首句</w:t>
-      </w:r>
-      <w:r>
-        <w:rPr>
-          <w:rFonts w:cs="Arial" w:hint="eastAsia"/>
+        <w:br/>
+      </w:r>
+      <w:r>
+        <w:rPr>
+          <w:rFonts w:cs="Arial"/>
           <w:color w:val="0F0F0F"/>
           <w:spacing w:val="-14"/>
           <w:szCs w:val="28"/>
         </w:rPr>
-        <w:t>「</w:t>
-      </w:r>
-      <w:r>
-        <w:rPr>
-          <w:rFonts w:cs="Arial" w:hint="eastAsia"/>
-          <w:color w:val="0F0F0F"/>
-          <w:spacing w:val="-14"/>
-          <w:szCs w:val="28"/>
-        </w:rPr>
-        <w:t>花非花</w:t>
-      </w:r>
-      <w:r>
-        <w:rPr>
-          <w:rFonts w:cs="Arial" w:hint="eastAsia"/>
-          <w:color w:val="0F0F0F"/>
-          <w:spacing w:val="-14"/>
-          <w:szCs w:val="28"/>
-        </w:rPr>
-        <w:t>」</w:t>
-      </w:r>
-      <w:r>
-        <w:rPr>
-          <w:rFonts w:cs="Arial" w:hint="eastAsia"/>
-          <w:color w:val="0F0F0F"/>
-          <w:spacing w:val="-14"/>
-          <w:szCs w:val="28"/>
-        </w:rPr>
-        <w:t>為調名。</w:t>
+        <w:t>、朦朧飄忽、難以確指的虛幻景象。</w:t>
       </w:r>
     </w:p>
     <w:p>
@@ -254,12 +227,12 @@
       </w:r>
       <w:r>
         <w:rPr>
-          <w:rFonts w:cs="Arial" w:hint="eastAsia"/>
+          <w:rFonts w:cs="Arial"/>
           <w:color w:val="0F0F0F"/>
           <w:spacing w:val="-14"/>
           <w:szCs w:val="28"/>
         </w:rPr>
-        <w:t>「能有多少時間？」或「有多久呢？」</w:t>
+        <w:t>經過了多少時間？或指時間極其短暫、轉瞬即逝。在此詩中用來形容春夢短暫、易醒。</w:t>
       </w:r>
     </w:p>
     <w:p>
@@ -280,7 +253,6 @@
         <w:rPr>
           <w:rFonts w:cs="Arial"/>
           <w:color w:val="0F0F0F"/>
-          <w:spacing w:val="-14"/>
           <w:szCs w:val="28"/>
         </w:rPr>
         <w:t>朝</w:t>
@@ -289,7 +261,6 @@
         <w:rPr>
           <w:rFonts w:cs="Arial" w:hint="eastAsia"/>
           <w:color w:val="0F0F0F"/>
-          <w:spacing w:val="-14"/>
           <w:szCs w:val="28"/>
         </w:rPr>
         <w:t>雲</w:t>
@@ -298,146 +269,69 @@
         <w:rPr>
           <w:rFonts w:cs="Arial"/>
           <w:color w:val="0F0F0F"/>
-          <w:spacing w:val="-14"/>
-          <w:szCs w:val="28"/>
-        </w:rPr>
-        <w:t>：此借用</w:t>
+          <w:szCs w:val="28"/>
+        </w:rPr>
+        <w:t>：</w:t>
       </w:r>
       <w:r>
         <w:rPr>
           <w:rFonts w:cs="Arial"/>
           <w:color w:val="0F0F0F"/>
-          <w:spacing w:val="-14"/>
-          <w:szCs w:val="28"/>
-          <w:u w:val="single"/>
-        </w:rPr>
-        <w:t>楚襄王</w:t>
+          <w:szCs w:val="28"/>
+        </w:rPr>
+        <w:t>早晨的雲霧。在此處比喻稍縱即逝、來去無蹤的人或事物（化用</w:t>
       </w:r>
       <w:r>
         <w:rPr>
           <w:rFonts w:cs="Arial"/>
           <w:color w:val="0F0F0F"/>
-          <w:spacing w:val="-14"/>
-          <w:szCs w:val="28"/>
-        </w:rPr>
-        <w:t>夢</w:t>
+          <w:szCs w:val="28"/>
+          <w:u w:val="single"/>
+        </w:rPr>
+        <w:t>宋玉</w:t>
       </w:r>
       <w:r>
         <w:rPr>
           <w:rFonts w:cs="Arial"/>
           <w:color w:val="0F0F0F"/>
-          <w:spacing w:val="-14"/>
-          <w:szCs w:val="28"/>
-          <w:u w:val="single"/>
-        </w:rPr>
-        <w:t>巫山</w:t>
+          <w:szCs w:val="28"/>
+        </w:rPr>
+        <w:t>《高唐賦》中</w:t>
       </w:r>
       <w:r>
         <w:rPr>
           <w:rFonts w:cs="Arial"/>
           <w:color w:val="0F0F0F"/>
-          <w:spacing w:val="-14"/>
-          <w:szCs w:val="28"/>
-        </w:rPr>
-        <w:t>神女之典故。</w:t>
+          <w:szCs w:val="28"/>
+          <w:u w:val="single"/>
+        </w:rPr>
+        <w:t>巫山</w:t>
       </w:r>
       <w:r>
         <w:rPr>
           <w:rFonts w:cs="Arial"/>
           <w:color w:val="0F0F0F"/>
-          <w:spacing w:val="-14"/>
-          <w:szCs w:val="28"/>
-          <w:u w:val="single"/>
-        </w:rPr>
-        <w:t>宋玉</w:t>
-      </w:r>
+          <w:szCs w:val="28"/>
+        </w:rPr>
+        <w:t>神女「</w:t>
+      </w:r>
+      <w:hyperlink r:id="rId8" w:history="1">
+        <w:r>
+          <w:rPr>
+            <w:rStyle w:val="a7"/>
+            <w:rFonts w:cs="Arial"/>
+            <w:szCs w:val="28"/>
+          </w:rPr>
+          <w:t>旦為朝雲，暮為行雨</w:t>
+        </w:r>
+      </w:hyperlink>
       <w:r>
         <w:rPr>
           <w:rFonts w:cs="Arial"/>
           <w:color w:val="0F0F0F"/>
-          <w:spacing w:val="-14"/>
-          <w:szCs w:val="28"/>
-        </w:rPr>
-        <w:t>《高唐賦》序：妾在</w:t>
-      </w:r>
-      <w:r>
-        <w:rPr>
-          <w:rFonts w:cs="Arial"/>
-          <w:b/>
-          <w:bCs/>
-          <w:color w:val="0F0F0F"/>
-          <w:spacing w:val="-14"/>
-          <w:szCs w:val="28"/>
-        </w:rPr>
-        <w:t>巫</w:t>
-      </w:r>
-      <w:r>
-        <w:rPr>
-          <w:rFonts w:cs="Arial" w:hint="eastAsia"/>
-          <w:color w:val="0F0F0F"/>
-          <w:spacing w:val="-14"/>
-          <w:szCs w:val="28"/>
-        </w:rPr>
-        <w:t>(</w:t>
-      </w:r>
-      <w:r>
-        <w:rPr>
-          <w:rFonts w:cs="Arial" w:hint="eastAsia"/>
-          <w:color w:val="FF0000"/>
-          <w:spacing w:val="-14"/>
-          <w:sz w:val="16"/>
-          <w:szCs w:val="16"/>
-        </w:rPr>
-        <w:t>ㄨ</w:t>
-      </w:r>
-      <w:r>
-        <w:rPr>
-          <w:rFonts w:cs="Arial" w:hint="eastAsia"/>
-          <w:color w:val="0F0F0F"/>
-          <w:spacing w:val="-14"/>
-          <w:szCs w:val="28"/>
-        </w:rPr>
-        <w:t>)</w:t>
-      </w:r>
-      <w:r>
-        <w:rPr>
-          <w:rFonts w:cs="Arial"/>
-          <w:b/>
-          <w:bCs/>
-          <w:color w:val="0F0F0F"/>
-          <w:spacing w:val="-14"/>
-          <w:szCs w:val="28"/>
-        </w:rPr>
-        <w:t>山之陽</w:t>
-      </w:r>
-      <w:r>
-        <w:rPr>
-          <w:rFonts w:cs="Arial"/>
-          <w:color w:val="0F0F0F"/>
-          <w:spacing w:val="-14"/>
-          <w:szCs w:val="28"/>
-        </w:rPr>
-        <w:t>，高</w:t>
-      </w:r>
-      <w:r>
-        <w:rPr>
-          <w:rFonts w:cs="Arial"/>
-          <w:b/>
-          <w:bCs/>
-          <w:color w:val="0F0F0F"/>
-          <w:spacing w:val="-14"/>
-          <w:szCs w:val="28"/>
-        </w:rPr>
-        <w:t>丘</w:t>
-      </w:r>
-      <w:r>
-        <w:rPr>
-          <w:rFonts w:cs="Arial"/>
-          <w:color w:val="0F0F0F"/>
-          <w:spacing w:val="-14"/>
-          <w:szCs w:val="28"/>
-        </w:rPr>
-        <w:t>之阻，旦為朝雲，暮為行雨，朝朝暮暮，陽台之下。</w:t>
+          <w:szCs w:val="28"/>
+        </w:rPr>
+        <w:t>」之典故）。</w:t>
       </w:r>
     </w:p>
     <w:p>
@@ -619,14 +513,7 @@
           <w:rFonts w:hint="eastAsia"/>
           <w:szCs w:val="28"/>
         </w:rPr>
-        <w:t xml:space="preserve">　　</w:t>
-      </w:r>
-      <w:r>
-        <w:rPr>
-          <w:rFonts w:hint="eastAsia"/>
-          <w:szCs w:val="28"/>
-        </w:rPr>
-        <w:t>本詩最</w:t>
+        <w:t xml:space="preserve">　　本詩最</w:t>
       </w:r>
       <w:r>
         <w:rPr>
@@ -659,14 +546,7 @@
           <w:rFonts w:hint="eastAsia"/>
           <w:szCs w:val="28"/>
         </w:rPr>
-        <w:t xml:space="preserve">　　</w:t>
-      </w:r>
-      <w:r>
-        <w:rPr>
-          <w:rFonts w:hint="eastAsia"/>
-          <w:szCs w:val="28"/>
-        </w:rPr>
-        <w:t>這種「非花非霧」的意象，在「夜半來，天明去」的作息規律中得到了進一步的延伸。詩人巧妙地利用「夜半」與「天明」的交替，營造出一個短暫、神祕且無法挽留的時空。這究竟是情人幽會的步履、一段轉瞬即逝的夢境，還是生命中某種美好卻無法把握的際遇？詩人並未給出標準答案，而是將解讀的空間完全留給了讀者，這正是古典文學中「</w:t>
+        <w:t xml:space="preserve">　　這種「非花非霧」的意象，在「夜半來，天明去」的作息規律中得到了進一步的延伸。詩人巧妙地利用「夜半」與「天明」的交替，營造出一個短暫、神祕且無法挽留的時空。這究竟是情人幽會的步履、一段轉瞬即逝的夢境，還是生命中某種美好卻無法把握的際遇？詩人並未給出標準答案，而是將解讀的空間完全留給了讀者，這正是古典文學中「</w:t>
       </w:r>
       <w:r>
         <w:rPr>
@@ -732,14 +612,7 @@
           <w:rFonts w:hint="eastAsia"/>
           <w:szCs w:val="28"/>
         </w:rPr>
-        <w:t xml:space="preserve">　　</w:t>
-      </w:r>
-      <w:r>
-        <w:rPr>
-          <w:rFonts w:hint="eastAsia"/>
-          <w:szCs w:val="28"/>
-        </w:rPr>
-        <w:t>詩人以「春夢」譬喻「來」之短暫與美好。春夢雖美，卻最易驚醒，讓人不禁追問那美好的時光究竟能有多長？而「去」時則如「朝雲」般消散，在晨光</w:t>
+        <w:t xml:space="preserve">　　詩人以「春夢」譬喻「來」之短暫與美好。春夢雖美，卻最易驚醒，讓人不禁追問那美好的時光究竟能有多長？而「去」時則如「朝雲」般消散，在晨光</w:t>
       </w:r>
       <w:r>
         <w:rPr>
@@ -826,37 +699,15 @@
         <w:ind w:left="-6" w:right="0" w:hanging="11"/>
         <w:jc w:val="both"/>
         <w:rPr>
-          <w:rFonts w:hint="eastAsia"/>
-          <w:szCs w:val="28"/>
-        </w:rPr>
-      </w:pPr>
-      <w:r>
-        <w:rPr>
-          <w:rFonts w:hint="eastAsia"/>
-          <w:szCs w:val="28"/>
-        </w:rPr>
-        <w:t xml:space="preserve">　　</w:t>
-      </w:r>
-      <w:r>
-        <w:rPr>
-          <w:rFonts w:hint="eastAsia"/>
-          <w:szCs w:val="28"/>
-        </w:rPr>
-        <w:t>這兩句將抽象的「來去」具象化為「春夢」與「朝雲」，不僅寫出了感官上的失落，更上升到了哲理的高度：世間一切極致的美好</w:t>
-      </w:r>
-      <w:r>
-        <w:rPr>
-          <w:rFonts w:hint="eastAsia"/>
-          <w:szCs w:val="28"/>
-        </w:rPr>
-        <w:t>--</w:t>
-      </w:r>
-      <w:r>
-        <w:rPr>
-          <w:rFonts w:hint="eastAsia"/>
-          <w:szCs w:val="28"/>
-        </w:rPr>
-        <w:t>無論是</w:t>
+          <w:szCs w:val="28"/>
+        </w:rPr>
+      </w:pPr>
+      <w:r>
+        <w:rPr>
+          <w:rFonts w:hint="eastAsia"/>
+          <w:szCs w:val="28"/>
+        </w:rPr>
+        <w:t xml:space="preserve">　　這兩句將抽象的「來去」具象化為「春夢」與「朝雲」，不僅寫出了感官上的失落，更上升到了哲理的高度：世間一切極致的美好--無論是</w:t>
       </w:r>
       <w:r>
         <w:rPr>
@@ -905,14 +756,7 @@
           <w:rFonts w:hint="eastAsia"/>
           <w:szCs w:val="28"/>
         </w:rPr>
-        <w:t xml:space="preserve">　　</w:t>
-      </w:r>
-      <w:r>
-        <w:rPr>
-          <w:rFonts w:hint="eastAsia"/>
-          <w:szCs w:val="28"/>
-        </w:rPr>
-        <w:t>《花非花》既有三言、五言、七言</w:t>
+        <w:t xml:space="preserve">　　《花非花》既有三言、五言、七言</w:t>
       </w:r>
       <w:r>
         <w:rPr>
@@ -1062,6 +906,7 @@
         </w:numPr>
         <w:spacing w:after="0" w:line="400" w:lineRule="exact"/>
         <w:ind w:leftChars="0" w:left="284" w:right="0" w:hanging="284"/>
+        <w:jc w:val="both"/>
         <w:rPr>
           <w:szCs w:val="28"/>
         </w:rPr>
@@ -1114,8 +959,8 @@
         <w:pStyle w:val="a9"/>
         <w:spacing w:after="0" w:line="400" w:lineRule="exact"/>
         <w:ind w:leftChars="0" w:left="284" w:right="0" w:firstLine="0"/>
-        <w:rPr>
-          <w:rFonts w:hint="eastAsia"/>
+        <w:jc w:val="both"/>
+        <w:rPr>
           <w:szCs w:val="28"/>
         </w:rPr>
       </w:pPr>
@@ -1304,6 +1149,7 @@
         </w:numPr>
         <w:spacing w:after="0" w:line="400" w:lineRule="exact"/>
         <w:ind w:leftChars="0" w:left="284" w:right="0" w:hanging="284"/>
+        <w:jc w:val="both"/>
         <w:rPr>
           <w:szCs w:val="28"/>
         </w:rPr>
@@ -1329,16 +1175,7 @@
           <w:sz w:val="16"/>
           <w:szCs w:val="16"/>
         </w:rPr>
-        <w:t>ㄆㄧㄠ</w:t>
-      </w:r>
-      <w:r>
-        <w:rPr>
-          <w:rFonts w:hint="eastAsia"/>
-          <w:color w:val="FF0000"/>
-          <w:sz w:val="16"/>
-          <w:szCs w:val="16"/>
-        </w:rPr>
-        <w:t>ˇ</w:t>
+        <w:t>ㄆㄧㄠˇ</w:t>
       </w:r>
       <w:r>
         <w:rPr>
@@ -1379,6 +1216,7 @@
         </w:numPr>
         <w:spacing w:after="0" w:line="400" w:lineRule="exact"/>
         <w:ind w:leftChars="0" w:left="284" w:right="0" w:hanging="284"/>
+        <w:jc w:val="both"/>
         <w:rPr>
           <w:szCs w:val="28"/>
         </w:rPr>
@@ -1414,6 +1252,7 @@
         </w:numPr>
         <w:spacing w:after="0" w:line="400" w:lineRule="exact"/>
         <w:ind w:leftChars="0" w:left="284" w:right="0" w:hanging="284"/>
+        <w:jc w:val="both"/>
         <w:rPr>
           <w:szCs w:val="28"/>
         </w:rPr>
@@ -1449,6 +1288,7 @@
         </w:numPr>
         <w:spacing w:after="0" w:line="400" w:lineRule="exact"/>
         <w:ind w:leftChars="0" w:left="284" w:right="0" w:hanging="284"/>
+        <w:jc w:val="both"/>
         <w:rPr>
           <w:szCs w:val="28"/>
         </w:rPr>
@@ -1484,6 +1324,7 @@
         </w:numPr>
         <w:spacing w:after="0" w:line="400" w:lineRule="exact"/>
         <w:ind w:leftChars="0" w:left="284" w:right="0" w:hanging="284"/>
+        <w:jc w:val="both"/>
         <w:rPr>
           <w:szCs w:val="28"/>
         </w:rPr>
@@ -1549,6 +1390,7 @@
         </w:numPr>
         <w:spacing w:after="0" w:line="400" w:lineRule="exact"/>
         <w:ind w:leftChars="0" w:left="284" w:right="0" w:hanging="284"/>
+        <w:jc w:val="both"/>
         <w:rPr>
           <w:szCs w:val="28"/>
         </w:rPr>
@@ -1584,6 +1426,7 @@
         </w:numPr>
         <w:spacing w:after="0" w:line="400" w:lineRule="exact"/>
         <w:ind w:leftChars="0" w:left="284" w:right="0" w:hanging="284"/>
+        <w:jc w:val="both"/>
         <w:rPr>
           <w:szCs w:val="28"/>
         </w:rPr>
@@ -1650,6 +1493,7 @@
         </w:numPr>
         <w:spacing w:after="0" w:line="400" w:lineRule="exact"/>
         <w:ind w:leftChars="0" w:left="284" w:right="0" w:hanging="284"/>
+        <w:jc w:val="both"/>
         <w:rPr>
           <w:szCs w:val="28"/>
         </w:rPr>
@@ -1716,6 +1560,7 @@
         </w:numPr>
         <w:spacing w:after="0" w:line="400" w:lineRule="exact"/>
         <w:ind w:leftChars="0" w:left="284" w:right="0" w:hanging="426"/>
+        <w:jc w:val="both"/>
         <w:rPr>
           <w:szCs w:val="28"/>
         </w:rPr>
@@ -1781,6 +1626,7 @@
         </w:numPr>
         <w:spacing w:after="0" w:line="400" w:lineRule="exact"/>
         <w:ind w:leftChars="0" w:left="284" w:right="0" w:hanging="426"/>
+        <w:jc w:val="both"/>
         <w:rPr>
           <w:szCs w:val="28"/>
         </w:rPr>
@@ -1816,6 +1662,7 @@
         </w:numPr>
         <w:spacing w:after="0" w:line="400" w:lineRule="exact"/>
         <w:ind w:leftChars="0" w:left="284" w:right="0" w:hanging="426"/>
+        <w:jc w:val="both"/>
         <w:rPr>
           <w:szCs w:val="28"/>
         </w:rPr>
@@ -1874,6 +1721,7 @@
         </w:numPr>
         <w:spacing w:after="0" w:line="400" w:lineRule="exact"/>
         <w:ind w:leftChars="0" w:left="284" w:right="0" w:hanging="426"/>
+        <w:jc w:val="both"/>
         <w:rPr>
           <w:szCs w:val="28"/>
         </w:rPr>
@@ -1954,6 +1802,7 @@
         </w:numPr>
         <w:spacing w:after="0" w:line="400" w:lineRule="exact"/>
         <w:ind w:leftChars="0" w:left="284" w:right="0" w:hanging="426"/>
+        <w:jc w:val="both"/>
         <w:rPr>
           <w:szCs w:val="28"/>
         </w:rPr>
@@ -1989,6 +1838,7 @@
         </w:numPr>
         <w:spacing w:after="0" w:line="400" w:lineRule="exact"/>
         <w:ind w:leftChars="0" w:left="284" w:right="0" w:hanging="426"/>
+        <w:jc w:val="both"/>
         <w:rPr>
           <w:szCs w:val="28"/>
         </w:rPr>
@@ -2012,11 +1862,24 @@
           <w:rFonts w:hint="eastAsia"/>
           <w:szCs w:val="28"/>
         </w:rPr>
-        <w:t>高大的石碑。常用來比喻偉大的功績、不朽的傑作或歷史上的重要里程碑。形容這首詩在「朦朧美學」發展史上的至高地位。</w:t>
+        <w:t>高大的石碑。常用來比喻偉大的功績、不朽的傑作或歷史上的重要里程碑</w:t>
+      </w:r>
+      <w:r>
+        <w:rPr>
+          <w:szCs w:val="28"/>
+        </w:rPr>
+        <w:br/>
+      </w:r>
+      <w:r>
+        <w:rPr>
+          <w:rFonts w:hint="eastAsia"/>
+          <w:szCs w:val="28"/>
+        </w:rPr>
+        <w:t>。形容這首詩在「朦朧美學」發展史上的至高地位。</w:t>
       </w:r>
     </w:p>
     <w:sectPr>
-      <w:footerReference w:type="default" r:id="rId8"/>
+      <w:footerReference w:type="default" r:id="rId9"/>
       <w:pgSz w:w="11906" w:h="16838"/>
       <w:pgMar w:top="567" w:right="851" w:bottom="567" w:left="851" w:header="567" w:footer="0" w:gutter="0"/>
       <w:cols w:space="720"/>
@@ -2027,7 +1890,7 @@
 </file>
 
 <file path=word/endnotes.xml><?xml version="1.0" encoding="utf-8"?>
-<w:endnotes xmlns:wpc="http://schemas.microsoft.com/office/word/2010/wordprocessingCanvas" xmlns:cx="http://schemas.microsoft.com/office/drawing/2014/chartex" xmlns:cx1="http://schemas.microsoft.com/office/drawing/2015/9/8/chartex" xmlns:cx2="http://schemas.microsoft.com/office/drawing/2015/10/21/chartex" xmlns:cx3="http://schemas.microsoft.com/office/drawing/2016/5/9/chartex" xmlns:cx4="http://schemas.microsoft.com/office/drawing/2016/5/10/chartex" xmlns:cx5="http://schemas.microsoft.com/office/drawing/2016/5/11/chartex" xmlns:cx6="http://schemas.microsoft.com/office/drawing/2016/5/12/chartex" xmlns:cx7="http://schemas.microsoft.com/office/drawing/2016/5/13/chartex" xmlns:cx8="http://schemas.microsoft.com/office/drawing/2016/5/14/chartex" xmlns:mc="http://schemas.openxmlformats.org/markup-compatibility/2006" xmlns:aink="http://schemas.microsoft.com/office/drawing/2016/ink" xmlns:am3d="http://schemas.microsoft.com/office/drawing/2017/model3d" xmlns:o="urn:schemas-microsoft-com:office:office" xmlns:r="http://schemas.openxmlformats.org/officeDocument/2006/relationships" xmlns:m="http://schemas.openxmlformats.org/officeDocument/2006/math" xmlns:v="urn:schemas-microsoft-com:vml" xmlns:wp14="http://schemas.microsoft.com/office/word/2010/wordprocessingDrawing" xmlns:wp="http://schemas.openxmlformats.org/drawingml/2006/wordprocessingDrawing" xmlns:w10="urn:schemas-microsoft-com:office:word" xmlns:w="http://schemas.openxmlformats.org/wordprocessingml/2006/main" xmlns:w14="http://schemas.microsoft.com/office/word/2010/wordml" xmlns:w15="http://schemas.microsoft.com/office/word/2012/wordml" xmlns:w16cex="http://schemas.microsoft.com/office/word/2018/wordml/cex" xmlns:w16cid="http://schemas.microsoft.com/office/word/2016/wordml/cid" xmlns:w16="http://schemas.microsoft.com/office/word/2018/wordml" xmlns:w16sdtdh="http://schemas.microsoft.com/office/word/2020/wordml/sdtdatahash" xmlns:w16se="http://schemas.microsoft.com/office/word/2015/wordml/symex" xmlns:wpg="http://schemas.microsoft.com/office/word/2010/wordprocessingGroup" xmlns:wpi="http://schemas.microsoft.com/office/word/2010/wordprocessingInk" xmlns:wne="http://schemas.microsoft.com/office/word/2006/wordml" xmlns:wps="http://schemas.microsoft.com/office/word/2010/wordprocessingShape" mc:Ignorable="w14 w15 w16se w16cid w16 w16cex w16sdtdh wp14">
+<w:endnotes xmlns:wpc="http://schemas.microsoft.com/office/word/2010/wordprocessingCanvas" xmlns:cx="http://schemas.microsoft.com/office/drawing/2014/chartex" xmlns:cx1="http://schemas.microsoft.com/office/drawing/2015/9/8/chartex" xmlns:cx2="http://schemas.microsoft.com/office/drawing/2015/10/21/chartex" xmlns:cx3="http://schemas.microsoft.com/office/drawing/2016/5/9/chartex" xmlns:cx4="http://schemas.microsoft.com/office/drawing/2016/5/10/chartex" xmlns:cx5="http://schemas.microsoft.com/office/drawing/2016/5/11/chartex" xmlns:cx6="http://schemas.microsoft.com/office/drawing/2016/5/12/chartex" xmlns:cx7="http://schemas.microsoft.com/office/drawing/2016/5/13/chartex" xmlns:cx8="http://schemas.microsoft.com/office/drawing/2016/5/14/chartex" xmlns:mc="http://schemas.openxmlformats.org/markup-compatibility/2006" xmlns:aink="http://schemas.microsoft.com/office/drawing/2016/ink" xmlns:am3d="http://schemas.microsoft.com/office/drawing/2017/model3d" xmlns:o="urn:schemas-microsoft-com:office:office" xmlns:oel="http://schemas.microsoft.com/office/2019/extlst" xmlns:r="http://schemas.openxmlformats.org/officeDocument/2006/relationships" xmlns:m="http://schemas.openxmlformats.org/officeDocument/2006/math" xmlns:v="urn:schemas-microsoft-com:vml" xmlns:wp14="http://schemas.microsoft.com/office/word/2010/wordprocessingDrawing" xmlns:wp="http://schemas.openxmlformats.org/drawingml/2006/wordprocessingDrawing" xmlns:w10="urn:schemas-microsoft-com:office:word" xmlns:w="http://schemas.openxmlformats.org/wordprocessingml/2006/main" xmlns:w14="http://schemas.microsoft.com/office/word/2010/wordml" xmlns:w15="http://schemas.microsoft.com/office/word/2012/wordml" xmlns:w16cex="http://schemas.microsoft.com/office/word/2018/wordml/cex" xmlns:w16cid="http://schemas.microsoft.com/office/word/2016/wordml/cid" xmlns:w16="http://schemas.microsoft.com/office/word/2018/wordml" xmlns:w16du="http://schemas.microsoft.com/office/word/2023/wordml/word16du" xmlns:w16sdtdh="http://schemas.microsoft.com/office/word/2020/wordml/sdtdatahash" xmlns:w16sdtfl="http://schemas.microsoft.com/office/word/2024/wordml/sdtformatlock" xmlns:w16se="http://schemas.microsoft.com/office/word/2015/wordml/symex" xmlns:wpg="http://schemas.microsoft.com/office/word/2010/wordprocessingGroup" xmlns:wpi="http://schemas.microsoft.com/office/word/2010/wordprocessingInk" xmlns:wne="http://schemas.microsoft.com/office/word/2006/wordml" xmlns:wps="http://schemas.microsoft.com/office/word/2010/wordprocessingShape" mc:Ignorable="w14 w15 w16se w16cid w16 w16cex w16sdtdh w16sdtfl w16du wp14">
   <w:endnote w:type="separator" w:id="-1">
     <w:p>
       <w:pPr>
@@ -2052,7 +1915,7 @@
 </file>
 
 <file path=word/footer1.xml><?xml version="1.0" encoding="utf-8"?>
-<w:ftr xmlns:wpc="http://schemas.microsoft.com/office/word/2010/wordprocessingCanvas" xmlns:cx="http://schemas.microsoft.com/office/drawing/2014/chartex" xmlns:cx1="http://schemas.microsoft.com/office/drawing/2015/9/8/chartex" xmlns:cx2="http://schemas.microsoft.com/office/drawing/2015/10/21/chartex" xmlns:cx3="http://schemas.microsoft.com/office/drawing/2016/5/9/chartex" xmlns:cx4="http://schemas.microsoft.com/office/drawing/2016/5/10/chartex" xmlns:cx5="http://schemas.microsoft.com/office/drawing/2016/5/11/chartex" xmlns:cx6="http://schemas.microsoft.com/office/drawing/2016/5/12/chartex" xmlns:cx7="http://schemas.microsoft.com/office/drawing/2016/5/13/chartex" xmlns:cx8="http://schemas.microsoft.com/office/drawing/2016/5/14/chartex" xmlns:mc="http://schemas.openxmlformats.org/markup-compatibility/2006" xmlns:aink="http://schemas.microsoft.com/office/drawing/2016/ink" xmlns:am3d="http://schemas.microsoft.com/office/drawing/2017/model3d" xmlns:o="urn:schemas-microsoft-com:office:office" xmlns:r="http://schemas.openxmlformats.org/officeDocument/2006/relationships" xmlns:m="http://schemas.openxmlformats.org/officeDocument/2006/math" xmlns:v="urn:schemas-microsoft-com:vml" xmlns:wp14="http://schemas.microsoft.com/office/word/2010/wordprocessingDrawing" xmlns:wp="http://schemas.openxmlformats.org/drawingml/2006/wordprocessingDrawing" xmlns:w10="urn:schemas-microsoft-com:office:word" xmlns:w="http://schemas.openxmlformats.org/wordprocessingml/2006/main" xmlns:w14="http://schemas.microsoft.com/office/word/2010/wordml" xmlns:w15="http://schemas.microsoft.com/office/word/2012/wordml" xmlns:w16cex="http://schemas.microsoft.com/office/word/2018/wordml/cex" xmlns:w16cid="http://schemas.microsoft.com/office/word/2016/wordml/cid" xmlns:w16="http://schemas.microsoft.com/office/word/2018/wordml" xmlns:w16sdtdh="http://schemas.microsoft.com/office/word/2020/wordml/sdtdatahash" xmlns:w16se="http://schemas.microsoft.com/office/word/2015/wordml/symex" xmlns:wpg="http://schemas.microsoft.com/office/word/2010/wordprocessingGroup" xmlns:wpi="http://schemas.microsoft.com/office/word/2010/wordprocessingInk" xmlns:wne="http://schemas.microsoft.com/office/word/2006/wordml" xmlns:wps="http://schemas.microsoft.com/office/word/2010/wordprocessingShape" mc:Ignorable="w14 w15 w16se w16cid w16 w16cex w16sdtdh wp14">
+<w:ftr xmlns:wpc="http://schemas.microsoft.com/office/word/2010/wordprocessingCanvas" xmlns:cx="http://schemas.microsoft.com/office/drawing/2014/chartex" xmlns:cx1="http://schemas.microsoft.com/office/drawing/2015/9/8/chartex" xmlns:cx2="http://schemas.microsoft.com/office/drawing/2015/10/21/chartex" xmlns:cx3="http://schemas.microsoft.com/office/drawing/2016/5/9/chartex" xmlns:cx4="http://schemas.microsoft.com/office/drawing/2016/5/10/chartex" xmlns:cx5="http://schemas.microsoft.com/office/drawing/2016/5/11/chartex" xmlns:cx6="http://schemas.microsoft.com/office/drawing/2016/5/12/chartex" xmlns:cx7="http://schemas.microsoft.com/office/drawing/2016/5/13/chartex" xmlns:cx8="http://schemas.microsoft.com/office/drawing/2016/5/14/chartex" xmlns:mc="http://schemas.openxmlformats.org/markup-compatibility/2006" xmlns:aink="http://schemas.microsoft.com/office/drawing/2016/ink" xmlns:am3d="http://schemas.microsoft.com/office/drawing/2017/model3d" xmlns:o="urn:schemas-microsoft-com:office:office" xmlns:oel="http://schemas.microsoft.com/office/2019/extlst" xmlns:r="http://schemas.openxmlformats.org/officeDocument/2006/relationships" xmlns:m="http://schemas.openxmlformats.org/officeDocument/2006/math" xmlns:v="urn:schemas-microsoft-com:vml" xmlns:wp14="http://schemas.microsoft.com/office/word/2010/wordprocessingDrawing" xmlns:wp="http://schemas.openxmlformats.org/drawingml/2006/wordprocessingDrawing" xmlns:w10="urn:schemas-microsoft-com:office:word" xmlns:w="http://schemas.openxmlformats.org/wordprocessingml/2006/main" xmlns:w14="http://schemas.microsoft.com/office/word/2010/wordml" xmlns:w15="http://schemas.microsoft.com/office/word/2012/wordml" xmlns:w16cex="http://schemas.microsoft.com/office/word/2018/wordml/cex" xmlns:w16cid="http://schemas.microsoft.com/office/word/2016/wordml/cid" xmlns:w16="http://schemas.microsoft.com/office/word/2018/wordml" xmlns:w16du="http://schemas.microsoft.com/office/word/2023/wordml/word16du" xmlns:w16sdtdh="http://schemas.microsoft.com/office/word/2020/wordml/sdtdatahash" xmlns:w16sdtfl="http://schemas.microsoft.com/office/word/2024/wordml/sdtformatlock" xmlns:w16se="http://schemas.microsoft.com/office/word/2015/wordml/symex" xmlns:wpg="http://schemas.microsoft.com/office/word/2010/wordprocessingGroup" xmlns:wpi="http://schemas.microsoft.com/office/word/2010/wordprocessingInk" xmlns:wne="http://schemas.microsoft.com/office/word/2006/wordml" xmlns:wps="http://schemas.microsoft.com/office/word/2010/wordprocessingShape" mc:Ignorable="w14 w15 w16se w16cid w16 w16cex w16sdtdh w16sdtfl w16du wp14">
   <w:sdt>
     <w:sdtPr>
       <w:id w:val="-287738583"/>
@@ -2061,7 +1924,6 @@
         <w:docPartUnique/>
       </w:docPartObj>
     </w:sdtPr>
-    <w:sdtEndPr/>
     <w:sdtContent>
       <w:p>
         <w:pPr>
@@ -2105,7 +1967,7 @@
 </file>
 
 <file path=word/footnotes.xml><?xml version="1.0" encoding="utf-8"?>
-<w:footnotes xmlns:wpc="http://schemas.microsoft.com/office/word/2010/wordprocessingCanvas" xmlns:cx="http://schemas.microsoft.com/office/drawing/2014/chartex" xmlns:cx1="http://schemas.microsoft.com/office/drawing/2015/9/8/chartex" xmlns:cx2="http://schemas.microsoft.com/office/drawing/2015/10/21/chartex" xmlns:cx3="http://schemas.microsoft.com/office/drawing/2016/5/9/chartex" xmlns:cx4="http://schemas.microsoft.com/office/drawing/2016/5/10/chartex" xmlns:cx5="http://schemas.microsoft.com/office/drawing/2016/5/11/chartex" xmlns:cx6="http://schemas.microsoft.com/office/drawing/2016/5/12/chartex" xmlns:cx7="http://schemas.microsoft.com/office/drawing/2016/5/13/chartex" xmlns:cx8="http://schemas.microsoft.com/office/drawing/2016/5/14/chartex" xmlns:mc="http://schemas.openxmlformats.org/markup-compatibility/2006" xmlns:aink="http://schemas.microsoft.com/office/drawing/2016/ink" xmlns:am3d="http://schemas.microsoft.com/office/drawing/2017/model3d" xmlns:o="urn:schemas-microsoft-com:office:office" xmlns:r="http://schemas.openxmlformats.org/officeDocument/2006/relationships" xmlns:m="http://schemas.openxmlformats.org/officeDocument/2006/math" xmlns:v="urn:schemas-microsoft-com:vml" xmlns:wp14="http://schemas.microsoft.com/office/word/2010/wordprocessingDrawing" xmlns:wp="http://schemas.openxmlformats.org/drawingml/2006/wordprocessingDrawing" xmlns:w10="urn:schemas-microsoft-com:office:word" xmlns:w="http://schemas.openxmlformats.org/wordprocessingml/2006/main" xmlns:w14="http://schemas.microsoft.com/office/word/2010/wordml" xmlns:w15="http://schemas.microsoft.com/office/word/2012/wordml" xmlns:w16cex="http://schemas.microsoft.com/office/word/2018/wordml/cex" xmlns:w16cid="http://schemas.microsoft.com/office/word/2016/wordml/cid" xmlns:w16="http://schemas.microsoft.com/office/word/2018/wordml" xmlns:w16sdtdh="http://schemas.microsoft.com/office/word/2020/wordml/sdtdatahash" xmlns:w16se="http://schemas.microsoft.com/office/word/2015/wordml/symex" xmlns:wpg="http://schemas.microsoft.com/office/word/2010/wordprocessingGroup" xmlns:wpi="http://schemas.microsoft.com/office/word/2010/wordprocessingInk" xmlns:wne="http://schemas.microsoft.com/office/word/2006/wordml" xmlns:wps="http://schemas.microsoft.com/office/word/2010/wordprocessingShape" mc:Ignorable="w14 w15 w16se w16cid w16 w16cex w16sdtdh wp14">
+<w:footnotes xmlns:wpc="http://schemas.microsoft.com/office/word/2010/wordprocessingCanvas" xmlns:cx="http://schemas.microsoft.com/office/drawing/2014/chartex" xmlns:cx1="http://schemas.microsoft.com/office/drawing/2015/9/8/chartex" xmlns:cx2="http://schemas.microsoft.com/office/drawing/2015/10/21/chartex" xmlns:cx3="http://schemas.microsoft.com/office/drawing/2016/5/9/chartex" xmlns:cx4="http://schemas.microsoft.com/office/drawing/2016/5/10/chartex" xmlns:cx5="http://schemas.microsoft.com/office/drawing/2016/5/11/chartex" xmlns:cx6="http://schemas.microsoft.com/office/drawing/2016/5/12/chartex" xmlns:cx7="http://schemas.microsoft.com/office/drawing/2016/5/13/chartex" xmlns:cx8="http://schemas.microsoft.com/office/drawing/2016/5/14/chartex" xmlns:mc="http://schemas.openxmlformats.org/markup-compatibility/2006" xmlns:aink="http://schemas.microsoft.com/office/drawing/2016/ink" xmlns:am3d="http://schemas.microsoft.com/office/drawing/2017/model3d" xmlns:o="urn:schemas-microsoft-com:office:office" xmlns:oel="http://schemas.microsoft.com/office/2019/extlst" xmlns:r="http://schemas.openxmlformats.org/officeDocument/2006/relationships" xmlns:m="http://schemas.openxmlformats.org/officeDocument/2006/math" xmlns:v="urn:schemas-microsoft-com:vml" xmlns:wp14="http://schemas.microsoft.com/office/word/2010/wordprocessingDrawing" xmlns:wp="http://schemas.openxmlformats.org/drawingml/2006/wordprocessingDrawing" xmlns:w10="urn:schemas-microsoft-com:office:word" xmlns:w="http://schemas.openxmlformats.org/wordprocessingml/2006/main" xmlns:w14="http://schemas.microsoft.com/office/word/2010/wordml" xmlns:w15="http://schemas.microsoft.com/office/word/2012/wordml" xmlns:w16cex="http://schemas.microsoft.com/office/word/2018/wordml/cex" xmlns:w16cid="http://schemas.microsoft.com/office/word/2016/wordml/cid" xmlns:w16="http://schemas.microsoft.com/office/word/2018/wordml" xmlns:w16du="http://schemas.microsoft.com/office/word/2023/wordml/word16du" xmlns:w16sdtdh="http://schemas.microsoft.com/office/word/2020/wordml/sdtdatahash" xmlns:w16sdtfl="http://schemas.microsoft.com/office/word/2024/wordml/sdtformatlock" xmlns:w16se="http://schemas.microsoft.com/office/word/2015/wordml/symex" xmlns:wpg="http://schemas.microsoft.com/office/word/2010/wordprocessingGroup" xmlns:wpi="http://schemas.microsoft.com/office/word/2010/wordprocessingInk" xmlns:wne="http://schemas.microsoft.com/office/word/2006/wordml" xmlns:wps="http://schemas.microsoft.com/office/word/2010/wordprocessingShape" mc:Ignorable="w14 w15 w16se w16cid w16 w16cex w16sdtdh w16sdtfl w16du wp14">
   <w:footnote w:type="separator" w:id="-1">
     <w:p>
       <w:pPr>
@@ -2130,7 +1992,7 @@
 </file>
 
 <file path=word/numbering.xml><?xml version="1.0" encoding="utf-8"?>
-<w:numbering xmlns:wpc="http://schemas.microsoft.com/office/word/2010/wordprocessingCanvas" xmlns:cx="http://schemas.microsoft.com/office/drawing/2014/chartex" xmlns:cx1="http://schemas.microsoft.com/office/drawing/2015/9/8/chartex" xmlns:cx2="http://schemas.microsoft.com/office/drawing/2015/10/21/chartex" xmlns:cx3="http://schemas.microsoft.com/office/drawing/2016/5/9/chartex" xmlns:cx4="http://schemas.microsoft.com/office/drawing/2016/5/10/chartex" xmlns:cx5="http://schemas.microsoft.com/office/drawing/2016/5/11/chartex" xmlns:cx6="http://schemas.microsoft.com/office/drawing/2016/5/12/chartex" xmlns:cx7="http://schemas.microsoft.com/office/drawing/2016/5/13/chartex" xmlns:cx8="http://schemas.microsoft.com/office/drawing/2016/5/14/chartex" xmlns:mc="http://schemas.openxmlformats.org/markup-compatibility/2006" xmlns:aink="http://schemas.microsoft.com/office/drawing/2016/ink" xmlns:am3d="http://schemas.microsoft.com/office/drawing/2017/model3d" xmlns:o="urn:schemas-microsoft-com:office:office" xmlns:r="http://schemas.openxmlformats.org/officeDocument/2006/relationships" xmlns:m="http://schemas.openxmlformats.org/officeDocument/2006/math" xmlns:v="urn:schemas-microsoft-com:vml" xmlns:wp14="http://schemas.microsoft.com/office/word/2010/wordprocessingDrawing" xmlns:wp="http://schemas.openxmlformats.org/drawingml/2006/wordprocessingDrawing" xmlns:w10="urn:schemas-microsoft-com:office:word" xmlns:w="http://schemas.openxmlformats.org/wordprocessingml/2006/main" xmlns:w14="http://schemas.microsoft.com/office/word/2010/wordml" xmlns:w15="http://schemas.microsoft.com/office/word/2012/wordml" xmlns:w16cex="http://schemas.microsoft.com/office/word/2018/wordml/cex" xmlns:w16cid="http://schemas.microsoft.com/office/word/2016/wordml/cid" xmlns:w16="http://schemas.microsoft.com/office/word/2018/wordml" xmlns:w16sdtdh="http://schemas.microsoft.com/office/word/2020/wordml/sdtdatahash" xmlns:w16se="http://schemas.microsoft.com/office/word/2015/wordml/symex" xmlns:wpg="http://schemas.microsoft.com/office/word/2010/wordprocessingGroup" xmlns:wpi="http://schemas.microsoft.com/office/word/2010/wordprocessingInk" xmlns:wne="http://schemas.microsoft.com/office/word/2006/wordml" xmlns:wps="http://schemas.microsoft.com/office/word/2010/wordprocessingShape" mc:Ignorable="w14 w15 w16se w16cid w16 w16cex w16sdtdh wp14">
+<w:numbering xmlns:wpc="http://schemas.microsoft.com/office/word/2010/wordprocessingCanvas" xmlns:cx="http://schemas.microsoft.com/office/drawing/2014/chartex" xmlns:cx1="http://schemas.microsoft.com/office/drawing/2015/9/8/chartex" xmlns:cx2="http://schemas.microsoft.com/office/drawing/2015/10/21/chartex" xmlns:cx3="http://schemas.microsoft.com/office/drawing/2016/5/9/chartex" xmlns:cx4="http://schemas.microsoft.com/office/drawing/2016/5/10/chartex" xmlns:cx5="http://schemas.microsoft.com/office/drawing/2016/5/11/chartex" xmlns:cx6="http://schemas.microsoft.com/office/drawing/2016/5/12/chartex" xmlns:cx7="http://schemas.microsoft.com/office/drawing/2016/5/13/chartex" xmlns:cx8="http://schemas.microsoft.com/office/drawing/2016/5/14/chartex" xmlns:mc="http://schemas.openxmlformats.org/markup-compatibility/2006" xmlns:aink="http://schemas.microsoft.com/office/drawing/2016/ink" xmlns:am3d="http://schemas.microsoft.com/office/drawing/2017/model3d" xmlns:o="urn:schemas-microsoft-com:office:office" xmlns:oel="http://schemas.microsoft.com/office/2019/extlst" xmlns:r="http://schemas.openxmlformats.org/officeDocument/2006/relationships" xmlns:m="http://schemas.openxmlformats.org/officeDocument/2006/math" xmlns:v="urn:schemas-microsoft-com:vml" xmlns:wp14="http://schemas.microsoft.com/office/word/2010/wordprocessingDrawing" xmlns:wp="http://schemas.openxmlformats.org/drawingml/2006/wordprocessingDrawing" xmlns:w10="urn:schemas-microsoft-com:office:word" xmlns:w="http://schemas.openxmlformats.org/wordprocessingml/2006/main" xmlns:w14="http://schemas.microsoft.com/office/word/2010/wordml" xmlns:w15="http://schemas.microsoft.com/office/word/2012/wordml" xmlns:w16cex="http://schemas.microsoft.com/office/word/2018/wordml/cex" xmlns:w16cid="http://schemas.microsoft.com/office/word/2016/wordml/cid" xmlns:w16="http://schemas.microsoft.com/office/word/2018/wordml" xmlns:w16du="http://schemas.microsoft.com/office/word/2023/wordml/word16du" xmlns:w16sdtdh="http://schemas.microsoft.com/office/word/2020/wordml/sdtdatahash" xmlns:w16sdtfl="http://schemas.microsoft.com/office/word/2024/wordml/sdtformatlock" xmlns:w16se="http://schemas.microsoft.com/office/word/2015/wordml/symex" xmlns:wpg="http://schemas.microsoft.com/office/word/2010/wordprocessingGroup" xmlns:wpi="http://schemas.microsoft.com/office/word/2010/wordprocessingInk" xmlns:wne="http://schemas.microsoft.com/office/word/2006/wordml" xmlns:wps="http://schemas.microsoft.com/office/word/2010/wordprocessingShape" mc:Ignorable="w14 w15 w16se w16cid w16 w16cex w16sdtdh w16sdtfl w16du wp14">
   <w:abstractNum w:abstractNumId="0" w15:restartNumberingAfterBreak="0">
     <w:nsid w:val="02A11C50"/>
     <w:multiLevelType w:val="hybridMultilevel"/>
@@ -4894,92 +4756,92 @@
       </w:pPr>
     </w:lvl>
   </w:abstractNum>
-  <w:num w:numId="1">
+  <w:num w:numId="1" w16cid:durableId="887953404">
     <w:abstractNumId w:val="21"/>
   </w:num>
-  <w:num w:numId="2">
+  <w:num w:numId="2" w16cid:durableId="2122144993">
     <w:abstractNumId w:val="5"/>
   </w:num>
-  <w:num w:numId="3">
+  <w:num w:numId="3" w16cid:durableId="1938907820">
     <w:abstractNumId w:val="0"/>
   </w:num>
-  <w:num w:numId="4">
+  <w:num w:numId="4" w16cid:durableId="1516503661">
     <w:abstractNumId w:val="11"/>
   </w:num>
-  <w:num w:numId="5">
+  <w:num w:numId="5" w16cid:durableId="843478375">
     <w:abstractNumId w:val="17"/>
   </w:num>
-  <w:num w:numId="6">
+  <w:num w:numId="6" w16cid:durableId="1550607656">
     <w:abstractNumId w:val="24"/>
   </w:num>
-  <w:num w:numId="7">
+  <w:num w:numId="7" w16cid:durableId="2144039403">
     <w:abstractNumId w:val="1"/>
   </w:num>
-  <w:num w:numId="8">
+  <w:num w:numId="8" w16cid:durableId="145557224">
     <w:abstractNumId w:val="18"/>
   </w:num>
-  <w:num w:numId="9">
+  <w:num w:numId="9" w16cid:durableId="372121363">
     <w:abstractNumId w:val="20"/>
   </w:num>
-  <w:num w:numId="10">
+  <w:num w:numId="10" w16cid:durableId="2113475254">
     <w:abstractNumId w:val="9"/>
   </w:num>
-  <w:num w:numId="11">
+  <w:num w:numId="11" w16cid:durableId="1924097346">
     <w:abstractNumId w:val="15"/>
   </w:num>
-  <w:num w:numId="12">
+  <w:num w:numId="12" w16cid:durableId="125780021">
     <w:abstractNumId w:val="8"/>
   </w:num>
-  <w:num w:numId="13">
+  <w:num w:numId="13" w16cid:durableId="89202194">
     <w:abstractNumId w:val="26"/>
   </w:num>
-  <w:num w:numId="14">
+  <w:num w:numId="14" w16cid:durableId="346566944">
     <w:abstractNumId w:val="4"/>
   </w:num>
-  <w:num w:numId="15">
+  <w:num w:numId="15" w16cid:durableId="1276642226">
     <w:abstractNumId w:val="23"/>
   </w:num>
-  <w:num w:numId="16">
+  <w:num w:numId="16" w16cid:durableId="1693073323">
     <w:abstractNumId w:val="10"/>
   </w:num>
-  <w:num w:numId="17">
+  <w:num w:numId="17" w16cid:durableId="952900531">
     <w:abstractNumId w:val="14"/>
   </w:num>
-  <w:num w:numId="18">
+  <w:num w:numId="18" w16cid:durableId="955020314">
     <w:abstractNumId w:val="13"/>
   </w:num>
-  <w:num w:numId="19">
+  <w:num w:numId="19" w16cid:durableId="10307535">
     <w:abstractNumId w:val="2"/>
   </w:num>
-  <w:num w:numId="20">
+  <w:num w:numId="20" w16cid:durableId="1539122543">
     <w:abstractNumId w:val="16"/>
   </w:num>
-  <w:num w:numId="21">
+  <w:num w:numId="21" w16cid:durableId="331491134">
     <w:abstractNumId w:val="25"/>
   </w:num>
-  <w:num w:numId="22">
+  <w:num w:numId="22" w16cid:durableId="326635303">
     <w:abstractNumId w:val="22"/>
   </w:num>
-  <w:num w:numId="23">
+  <w:num w:numId="23" w16cid:durableId="189497307">
     <w:abstractNumId w:val="12"/>
   </w:num>
-  <w:num w:numId="24">
+  <w:num w:numId="24" w16cid:durableId="1628006998">
     <w:abstractNumId w:val="7"/>
   </w:num>
-  <w:num w:numId="25">
+  <w:num w:numId="25" w16cid:durableId="848522486">
     <w:abstractNumId w:val="19"/>
   </w:num>
-  <w:num w:numId="26">
+  <w:num w:numId="26" w16cid:durableId="543324961">
     <w:abstractNumId w:val="3"/>
   </w:num>
-  <w:num w:numId="27">
+  <w:num w:numId="27" w16cid:durableId="1588881274">
     <w:abstractNumId w:val="6"/>
   </w:num>
 </w:numbering>
 </file>
 
 <file path=word/styles.xml><?xml version="1.0" encoding="utf-8"?>
-<w:styles xmlns:mc="http://schemas.openxmlformats.org/markup-compatibility/2006" xmlns:r="http://schemas.openxmlformats.org/officeDocument/2006/relationships" xmlns:w="http://schemas.openxmlformats.org/wordprocessingml/2006/main" xmlns:w14="http://schemas.microsoft.com/office/word/2010/wordml" xmlns:w15="http://schemas.microsoft.com/office/word/2012/wordml" xmlns:w16cex="http://schemas.microsoft.com/office/word/2018/wordml/cex" xmlns:w16cid="http://schemas.microsoft.com/office/word/2016/wordml/cid" xmlns:w16="http://schemas.microsoft.com/office/word/2018/wordml" xmlns:w16sdtdh="http://schemas.microsoft.com/office/word/2020/wordml/sdtdatahash" xmlns:w16se="http://schemas.microsoft.com/office/word/2015/wordml/symex" mc:Ignorable="w14 w15 w16se w16cid w16 w16cex w16sdtdh">
+<w:styles xmlns:mc="http://schemas.openxmlformats.org/markup-compatibility/2006" xmlns:r="http://schemas.openxmlformats.org/officeDocument/2006/relationships" xmlns:w="http://schemas.openxmlformats.org/wordprocessingml/2006/main" xmlns:w14="http://schemas.microsoft.com/office/word/2010/wordml" xmlns:w15="http://schemas.microsoft.com/office/word/2012/wordml" xmlns:w16cex="http://schemas.microsoft.com/office/word/2018/wordml/cex" xmlns:w16cid="http://schemas.microsoft.com/office/word/2016/wordml/cid" xmlns:w16="http://schemas.microsoft.com/office/word/2018/wordml" xmlns:w16du="http://schemas.microsoft.com/office/word/2023/wordml/word16du" xmlns:w16sdtdh="http://schemas.microsoft.com/office/word/2020/wordml/sdtdatahash" xmlns:w16sdtfl="http://schemas.microsoft.com/office/word/2024/wordml/sdtformatlock" xmlns:w16se="http://schemas.microsoft.com/office/word/2015/wordml/symex" mc:Ignorable="w14 w15 w16se w16cid w16 w16cex w16sdtdh w16sdtfl w16du">
   <w:docDefaults>
     <w:rPrDefault>
       <w:rPr>
